--- a/papers/gray.docx
+++ b/papers/gray.docx
@@ -1,6 +1,6 @@
 
 <file path=word/document.xml><?xml version="1.0" encoding="utf-8"?>
-<w:document xmlns:wpc="http://schemas.microsoft.com/office/word/2010/wordprocessingCanvas" xmlns:cx="http://schemas.microsoft.com/office/drawing/2014/chartex" xmlns:cx1="http://schemas.microsoft.com/office/drawing/2015/9/8/chartex" xmlns:cx2="http://schemas.microsoft.com/office/drawing/2015/10/21/chartex" xmlns:cx3="http://schemas.microsoft.com/office/drawing/2016/5/9/chartex" xmlns:cx4="http://schemas.microsoft.com/office/drawing/2016/5/10/chartex" xmlns:cx5="http://schemas.microsoft.com/office/drawing/2016/5/11/chartex" xmlns:cx6="http://schemas.microsoft.com/office/drawing/2016/5/12/chartex" xmlns:cx7="http://schemas.microsoft.com/office/drawing/2016/5/13/chartex" xmlns:cx8="http://schemas.microsoft.com/office/drawing/2016/5/14/chartex" xmlns:mc="http://schemas.openxmlformats.org/markup-compatibility/2006" xmlns:aink="http://schemas.microsoft.com/office/drawing/2016/ink" xmlns:am3d="http://schemas.microsoft.com/office/drawing/2017/model3d" xmlns:o="urn:schemas-microsoft-com:office:office" xmlns:oel="http://schemas.microsoft.com/office/2019/extlst" xmlns:r="http://schemas.openxmlformats.org/officeDocument/2006/relationships" xmlns:m="http://schemas.openxmlformats.org/officeDocument/2006/math" xmlns:v="urn:schemas-microsoft-com:vml" xmlns:wp14="http://schemas.microsoft.com/office/word/2010/wordprocessingDrawing" xmlns:wp="http://schemas.openxmlformats.org/drawingml/2006/wordprocessingDrawing" xmlns:w10="urn:schemas-microsoft-com:office:word" xmlns:w="http://schemas.openxmlformats.org/wordprocessingml/2006/main" xmlns:w14="http://schemas.microsoft.com/office/word/2010/wordml" xmlns:w15="http://schemas.microsoft.com/office/word/2012/wordml" xmlns:w16cex="http://schemas.microsoft.com/office/word/2018/wordml/cex" xmlns:w16cid="http://schemas.microsoft.com/office/word/2016/wordml/cid" xmlns:w16="http://schemas.microsoft.com/office/word/2018/wordml" xmlns:w16du="http://schemas.microsoft.com/office/word/2023/wordml/word16du" xmlns:w16sdtdh="http://schemas.microsoft.com/office/word/2020/wordml/sdtdatahash" xmlns:w16sdtfl="http://schemas.microsoft.com/office/word/2024/wordml/sdtformatlock" xmlns:w16se="http://schemas.microsoft.com/office/word/2015/wordml/symex" xmlns:wpg="http://schemas.microsoft.com/office/word/2010/wordprocessingGroup" xmlns:wpi="http://schemas.microsoft.com/office/word/2010/wordprocessingInk" xmlns:wne="http://schemas.microsoft.com/office/word/2006/wordml" xmlns:wps="http://schemas.microsoft.com/office/word/2010/wordprocessingShape" mc:Ignorable="w14 w15 w16se w16cid w16 w16cex w16sdtdh w16sdtfl w16du wp14">
+<w:document xmlns:wpc="http://schemas.microsoft.com/office/word/2010/wordprocessingCanvas" xmlns:cx="http://schemas.microsoft.com/office/drawing/2014/chartex" xmlns:cx1="http://schemas.microsoft.com/office/drawing/2015/9/8/chartex" xmlns:cx2="http://schemas.microsoft.com/office/drawing/2015/10/21/chartex" xmlns:cx3="http://schemas.microsoft.com/office/drawing/2016/5/9/chartex" xmlns:cx4="http://schemas.microsoft.com/office/drawing/2016/5/10/chartex" xmlns:cx5="http://schemas.microsoft.com/office/drawing/2016/5/11/chartex" xmlns:cx6="http://schemas.microsoft.com/office/drawing/2016/5/12/chartex" xmlns:cx7="http://schemas.microsoft.com/office/drawing/2016/5/13/chartex" xmlns:cx8="http://schemas.microsoft.com/office/drawing/2016/5/14/chartex" xmlns:mc="http://schemas.openxmlformats.org/markup-compatibility/2006" xmlns:m="http://schemas.openxmlformats.org/officeDocument/2006/math" xmlns:aink="http://schemas.microsoft.com/office/drawing/2016/ink" xmlns:am3d="http://schemas.microsoft.com/office/drawing/2017/model3d" xmlns:oel="http://schemas.microsoft.com/office/2019/extlst" xmlns:r="http://schemas.openxmlformats.org/officeDocument/2006/relationships" xmlns:wp14="http://schemas.microsoft.com/office/word/2010/wordprocessingDrawing" xmlns:wp="http://schemas.openxmlformats.org/drawingml/2006/wordprocessingDrawing" xmlns:wpg="http://schemas.microsoft.com/office/word/2010/wordprocessingGroup" xmlns:wpi="http://schemas.microsoft.com/office/word/2010/wordprocessingInk" xmlns:wps="http://schemas.microsoft.com/office/word/2010/wordprocessingShape" xmlns:o="urn:schemas-microsoft-com:office:office" xmlns:v="urn:schemas-microsoft-com:vml" xmlns:w10="urn:schemas-microsoft-com:office:word" xmlns:w="http://schemas.openxmlformats.org/wordprocessingml/2006/main" xmlns:w14="http://schemas.microsoft.com/office/word/2010/wordml" xmlns:w15="http://schemas.microsoft.com/office/word/2012/wordml" xmlns:w16cex="http://schemas.microsoft.com/office/word/2018/wordml/cex" xmlns:w16cid="http://schemas.microsoft.com/office/word/2016/wordml/cid" xmlns:w16="http://schemas.microsoft.com/office/word/2018/wordml" xmlns:w16sdtdh="http://schemas.microsoft.com/office/word/2020/wordml/sdtdatahash" xmlns:w16sdtfl="http://schemas.microsoft.com/office/word/2024/wordml/sdtformatlock" xmlns:w16se="http://schemas.microsoft.com/office/word/2015/wordml/symex" xmlns:w16du="http://schemas.microsoft.com/office/word/2023/wordml/word16du" xmlns:wne="http://schemas.microsoft.com/office/word/2006/wordml" mc:Ignorable="w14 w15 w16se w16cid w16 w16cex w16sdtdh w16sdtfl w16du wp14">
   <w:body>
     <w:p>
       <w:pPr>
@@ -1346,8 +1346,16 @@
         <w:rPr>
           <w:lang w:val="en-US"/>
         </w:rPr>
-        <w:t xml:space="preserve"> quasi-Platonistic</w:t>
-      </w:r>
+        <w:t xml:space="preserve"> quasi-</w:t>
+      </w:r>
+      <w:proofErr w:type="spellStart"/>
+      <w:r>
+        <w:rPr>
+          <w:lang w:val="en-US"/>
+        </w:rPr>
+        <w:t>Platonistic</w:t>
+      </w:r>
+      <w:proofErr w:type="spellEnd"/>
       <w:r>
         <w:rPr>
           <w:lang w:val="en-US"/>
@@ -1366,8 +1374,18 @@
           <w:iCs/>
           <w:lang w:val="en-US"/>
         </w:rPr>
-        <w:t xml:space="preserve"> Principia Ethica</w:t>
-      </w:r>
+        <w:t xml:space="preserve"> Principia </w:t>
+      </w:r>
+      <w:proofErr w:type="spellStart"/>
+      <w:r>
+        <w:rPr>
+          <w:i/>
+          <w:iCs/>
+          <w:lang w:val="en-US"/>
+        </w:rPr>
+        <w:t>Ethica</w:t>
+      </w:r>
+      <w:proofErr w:type="spellEnd"/>
       <w:r>
         <w:rPr>
           <w:lang w:val="en-US"/>
@@ -1764,7 +1782,21 @@
         <w:rPr>
           <w:lang w:val="en-US"/>
         </w:rPr>
-        <w:t>Whether Platonistic, Aristotelian or theistic, value-realism rests on an act o</w:t>
+        <w:t xml:space="preserve">Whether </w:t>
+      </w:r>
+      <w:proofErr w:type="spellStart"/>
+      <w:r>
+        <w:rPr>
+          <w:lang w:val="en-US"/>
+        </w:rPr>
+        <w:t>Platonistic</w:t>
+      </w:r>
+      <w:proofErr w:type="spellEnd"/>
+      <w:r>
+        <w:rPr>
+          <w:lang w:val="en-US"/>
+        </w:rPr>
+        <w:t>, Aristotelian or theistic, value-realism rests on an act o</w:t>
       </w:r>
       <w:r>
         <w:rPr>
@@ -2845,7 +2877,19 @@
         <w:rPr>
           <w:lang w:val="en-US"/>
         </w:rPr>
-        <w:t>that Professor Macintyre conte</w:t>
+        <w:t xml:space="preserve">that Professor </w:t>
+      </w:r>
+      <w:r>
+        <w:rPr>
+          <w:lang w:val="en-US"/>
+        </w:rPr>
+        <w:t>McIntyre</w:t>
+      </w:r>
+      <w:r>
+        <w:rPr>
+          <w:lang w:val="en-US"/>
+        </w:rPr>
+        <w:t xml:space="preserve"> conte</w:t>
       </w:r>
       <w:r>
         <w:rPr>
@@ -3087,7 +3131,19 @@
         <w:rPr>
           <w:lang w:val="en-US"/>
         </w:rPr>
-        <w:t>For Macintyre,</w:t>
+        <w:t xml:space="preserve">For </w:t>
+      </w:r>
+      <w:r>
+        <w:rPr>
+          <w:lang w:val="en-US"/>
+        </w:rPr>
+        <w:t>McIntyre</w:t>
+      </w:r>
+      <w:r>
+        <w:rPr>
+          <w:lang w:val="en-US"/>
+        </w:rPr>
+        <w:t>,</w:t>
       </w:r>
       <w:r>
         <w:rPr>
@@ -3189,7 +3245,21 @@
         <w:rPr>
           <w:lang w:val="en-US"/>
         </w:rPr>
-        <w:t xml:space="preserve">The point of value-pluralism in politics, as I have argued for it, is to enforce peace among rival monisms. </w:t>
+        <w:t xml:space="preserve">The point of value-pluralism in politics, as I have argued for it, is to enforce peace among rival </w:t>
+      </w:r>
+      <w:proofErr w:type="spellStart"/>
+      <w:r>
+        <w:rPr>
+          <w:lang w:val="en-US"/>
+        </w:rPr>
+        <w:t>monisms</w:t>
+      </w:r>
+      <w:proofErr w:type="spellEnd"/>
+      <w:r>
+        <w:rPr>
+          <w:lang w:val="en-US"/>
+        </w:rPr>
+        <w:t xml:space="preserve">. </w:t>
       </w:r>
       <w:r>
         <w:rPr>
@@ -3311,7 +3381,7 @@
         <w:rPr>
           <w:lang w:val="en-US"/>
         </w:rPr>
-        <w:t>MacIntyre</w:t>
+        <w:t>McIntyre</w:t>
       </w:r>
       <w:r>
         <w:rPr>
@@ -3611,7 +3681,19 @@
         <w:rPr>
           <w:lang w:val="en-US"/>
         </w:rPr>
-        <w:t xml:space="preserve"> as Macintyre defines it, “freedom from external interference and coercion by other human beings”</w:t>
+        <w:t xml:space="preserve"> as </w:t>
+      </w:r>
+      <w:r>
+        <w:rPr>
+          <w:lang w:val="en-US"/>
+        </w:rPr>
+        <w:t>McIntyre</w:t>
+      </w:r>
+      <w:r>
+        <w:rPr>
+          <w:lang w:val="en-US"/>
+        </w:rPr>
+        <w:t xml:space="preserve"> defines it, “freedom from external interference and coercion by other human beings”</w:t>
       </w:r>
       <w:r>
         <w:rPr>
@@ -3787,7 +3869,19 @@
         <w:rPr>
           <w:lang w:val="en-US"/>
         </w:rPr>
-        <w:t>In fairness, Macintyre’s confusion</w:t>
+        <w:t xml:space="preserve">In fairness, </w:t>
+      </w:r>
+      <w:r>
+        <w:rPr>
+          <w:lang w:val="en-US"/>
+        </w:rPr>
+        <w:t>McIntyre</w:t>
+      </w:r>
+      <w:r>
+        <w:rPr>
+          <w:lang w:val="en-US"/>
+        </w:rPr>
+        <w:t>’s confusion</w:t>
       </w:r>
       <w:r>
         <w:rPr>
@@ -4162,8 +4256,16 @@
         <w:rPr>
           <w:lang w:val="en-US"/>
         </w:rPr>
-        <w:t xml:space="preserve"> apriori</w:t>
-      </w:r>
+        <w:t xml:space="preserve"> </w:t>
+      </w:r>
+      <w:proofErr w:type="spellStart"/>
+      <w:r>
+        <w:rPr>
+          <w:lang w:val="en-US"/>
+        </w:rPr>
+        <w:t>apriori</w:t>
+      </w:r>
+      <w:proofErr w:type="spellEnd"/>
       <w:r>
         <w:rPr>
           <w:lang w:val="en-US"/>
@@ -4604,7 +4706,21 @@
         <w:rPr>
           <w:lang w:val="en-US"/>
         </w:rPr>
-        <w:t xml:space="preserve"> Kojeve among others, h</w:t>
+        <w:t xml:space="preserve"> </w:t>
+      </w:r>
+      <w:proofErr w:type="spellStart"/>
+      <w:r>
+        <w:rPr>
+          <w:lang w:val="en-US"/>
+        </w:rPr>
+        <w:t>Kojeve</w:t>
+      </w:r>
+      <w:proofErr w:type="spellEnd"/>
+      <w:r>
+        <w:rPr>
+          <w:lang w:val="en-US"/>
+        </w:rPr>
+        <w:t xml:space="preserve"> among others, h</w:t>
       </w:r>
       <w:r>
         <w:rPr>
@@ -4788,7 +4904,25 @@
           <w:iCs/>
           <w:lang w:val="en-US"/>
         </w:rPr>
-        <w:t>The warlike condition of equals competing for prestige eventually resulted in peace and hierarchy, according to Hobbes, while the quarrels and fights of unequal people will somehow and someday bring equality, self-realization and peaceful harmony. Ironically, the recognition paradigm implies antipolitical hope based on the Hobbesian tragic or pessimist view of conditio humana.</w:t>
+        <w:t xml:space="preserve">The warlike condition of equals competing for prestige eventually resulted in peace and hierarchy, according to Hobbes, while the quarrels and fights of unequal people will somehow and someday bring equality, self-realization and peaceful harmony. Ironically, the recognition paradigm implies antipolitical hope based on the Hobbesian tragic or pessimist view of </w:t>
+      </w:r>
+      <w:proofErr w:type="spellStart"/>
+      <w:r>
+        <w:rPr>
+          <w:i/>
+          <w:iCs/>
+          <w:lang w:val="en-US"/>
+        </w:rPr>
+        <w:t>conditio</w:t>
+      </w:r>
+      <w:proofErr w:type="spellEnd"/>
+      <w:r>
+        <w:rPr>
+          <w:i/>
+          <w:iCs/>
+          <w:lang w:val="en-US"/>
+        </w:rPr>
+        <w:t xml:space="preserve"> humana.</w:t>
       </w:r>
     </w:p>
     <w:p>
@@ -5058,7 +5192,25 @@
           <w:iCs/>
           <w:lang w:val="en-US"/>
         </w:rPr>
-        <w:t>, society is being segmented into exclusionary communities. Multicultural diversity is proving to be a process of what we might call quasi-milletisation.</w:t>
+        <w:t>, society is being segmented into exclusionary communities. Multicultural diversity is proving to be a process of what we might call quasi-</w:t>
+      </w:r>
+      <w:proofErr w:type="spellStart"/>
+      <w:r>
+        <w:rPr>
+          <w:i/>
+          <w:iCs/>
+          <w:lang w:val="en-US"/>
+        </w:rPr>
+        <w:t>milletisation</w:t>
+      </w:r>
+      <w:proofErr w:type="spellEnd"/>
+      <w:r>
+        <w:rPr>
+          <w:i/>
+          <w:iCs/>
+          <w:lang w:val="en-US"/>
+        </w:rPr>
+        <w:t>.</w:t>
       </w:r>
     </w:p>
     <w:p>
@@ -5352,7 +5504,19 @@
         <w:rPr>
           <w:lang w:val="en-US"/>
         </w:rPr>
-        <w:t xml:space="preserve">Professor Gerrard rehearses the most familiar criticism of my work. My account of the Enlightenment represents it as a monolith, when it was so diverse </w:t>
+        <w:t xml:space="preserve">Professor </w:t>
+      </w:r>
+      <w:r>
+        <w:rPr>
+          <w:lang w:val="en-US"/>
+        </w:rPr>
+        <w:t>Garrard</w:t>
+      </w:r>
+      <w:r>
+        <w:rPr>
+          <w:lang w:val="en-US"/>
+        </w:rPr>
+        <w:t xml:space="preserve"> rehearses the most familiar criticism of my work. My account of the Enlightenment represents it as a monolith, when it was so diverse </w:t>
       </w:r>
       <w:r>
         <w:rPr>
@@ -5475,7 +5639,19 @@
         <w:rPr>
           <w:lang w:val="en-US"/>
         </w:rPr>
-        <w:t xml:space="preserve"> similar critiques that have appeared over the years, Gerrard’s addresses some genuine features of my work. It is true that I do not offer any gospel that could</w:t>
+        <w:t xml:space="preserve"> similar critiques that have appeared over the years, </w:t>
+      </w:r>
+      <w:r>
+        <w:rPr>
+          <w:lang w:val="en-US"/>
+        </w:rPr>
+        <w:t>Garrard</w:t>
+      </w:r>
+      <w:r>
+        <w:rPr>
+          <w:lang w:val="en-US"/>
+        </w:rPr>
+        <w:t>’s addresses some genuine features of my work. It is true that I do not offer any gospel that could</w:t>
       </w:r>
       <w:r>
         <w:rPr>
@@ -5814,8 +5990,36 @@
           <w:iCs/>
           <w:lang w:val="en-US"/>
         </w:rPr>
-        <w:t>In political activity, then, men sail a boundless and bottomless sea; there is neither harbour for shelter nor floor for anchorage, neither starting-place nor appointed destination. The enterprise is to keep afloat on an even keel; the sea is both friend and enemy, and the seamanship consists in using the resources of a traditional manner of behaviour</w:t>
-      </w:r>
+        <w:t xml:space="preserve">In political activity, then, men sail a boundless and bottomless sea; there is neither </w:t>
+      </w:r>
+      <w:proofErr w:type="spellStart"/>
+      <w:r>
+        <w:rPr>
+          <w:i/>
+          <w:iCs/>
+          <w:lang w:val="en-US"/>
+        </w:rPr>
+        <w:t>harbour</w:t>
+      </w:r>
+      <w:proofErr w:type="spellEnd"/>
+      <w:r>
+        <w:rPr>
+          <w:i/>
+          <w:iCs/>
+          <w:lang w:val="en-US"/>
+        </w:rPr>
+        <w:t xml:space="preserve"> for shelter nor floor for anchorage, neither starting-place nor appointed destination. The enterprise is to keep afloat on an even keel; the sea is both friend and enemy, and the seamanship consists in using the resources of a traditional manner of </w:t>
+      </w:r>
+      <w:proofErr w:type="spellStart"/>
+      <w:r>
+        <w:rPr>
+          <w:i/>
+          <w:iCs/>
+          <w:lang w:val="en-US"/>
+        </w:rPr>
+        <w:t>behaviour</w:t>
+      </w:r>
+      <w:proofErr w:type="spellEnd"/>
       <w:r>
         <w:rPr>
           <w:i/>
@@ -5925,7 +6129,21 @@
         <w:rPr>
           <w:lang w:val="en-US"/>
         </w:rPr>
-        <w:t xml:space="preserve"> argues that my endorsement of a Rortyesque liberalism with conservative characteristics was a more defensible position than the radical pluralism I later adopted</w:t>
+        <w:t xml:space="preserve"> argues that my endorsement of a </w:t>
+      </w:r>
+      <w:proofErr w:type="spellStart"/>
+      <w:r>
+        <w:rPr>
+          <w:lang w:val="en-US"/>
+        </w:rPr>
+        <w:t>Rortyesque</w:t>
+      </w:r>
+      <w:proofErr w:type="spellEnd"/>
+      <w:r>
+        <w:rPr>
+          <w:lang w:val="en-US"/>
+        </w:rPr>
+        <w:t xml:space="preserve"> liberalism with conservative characteristics was a more defensible position than the radical pluralism I later adopted</w:t>
       </w:r>
       <w:r>
         <w:rPr>
@@ -6120,7 +6338,14 @@
         <w:rPr>
           <w:lang w:val="en-US"/>
         </w:rPr>
-        <w:t xml:space="preserve"> fails to take the measure of the fragilities of Rorty</w:t>
+        <w:t xml:space="preserve"> fails to take the measure of the fragilities of </w:t>
+      </w:r>
+      <w:proofErr w:type="spellStart"/>
+      <w:r>
+        <w:rPr>
+          <w:lang w:val="en-US"/>
+        </w:rPr>
+        <w:t>Rorty</w:t>
       </w:r>
       <w:r>
         <w:rPr>
@@ -6128,6 +6353,7 @@
         </w:rPr>
         <w:t>ish</w:t>
       </w:r>
+      <w:proofErr w:type="spellEnd"/>
       <w:r>
         <w:rPr>
           <w:lang w:val="en-US"/>
@@ -6921,13 +7147,23 @@
         </w:rPr>
         <w:t xml:space="preserve">The liberal </w:t>
       </w:r>
+      <w:proofErr w:type="spellStart"/>
       <w:r>
         <w:rPr>
           <w:i/>
           <w:iCs/>
           <w:lang w:val="en-US"/>
         </w:rPr>
-        <w:t>ancien regime</w:t>
+        <w:t>ancien</w:t>
+      </w:r>
+      <w:proofErr w:type="spellEnd"/>
+      <w:r>
+        <w:rPr>
+          <w:i/>
+          <w:iCs/>
+          <w:lang w:val="en-US"/>
+        </w:rPr>
+        <w:t xml:space="preserve"> regime</w:t>
       </w:r>
       <w:r>
         <w:rPr>
@@ -6957,7 +7193,21 @@
         <w:rPr>
           <w:lang w:val="en-US"/>
         </w:rPr>
-        <w:t>reasonable wager, Rortyesque liberalism is now a decidedly bad bet.</w:t>
+        <w:t xml:space="preserve">reasonable wager, </w:t>
+      </w:r>
+      <w:proofErr w:type="spellStart"/>
+      <w:r>
+        <w:rPr>
+          <w:lang w:val="en-US"/>
+        </w:rPr>
+        <w:t>Rortyesque</w:t>
+      </w:r>
+      <w:proofErr w:type="spellEnd"/>
+      <w:r>
+        <w:rPr>
+          <w:lang w:val="en-US"/>
+        </w:rPr>
+        <w:t xml:space="preserve"> liberalism is now a decidedly bad bet.</w:t>
       </w:r>
     </w:p>
     <w:p>
@@ -6967,12 +7217,14 @@
           <w:lang w:val="en-US"/>
         </w:rPr>
       </w:pPr>
+      <w:proofErr w:type="spellStart"/>
       <w:r>
         <w:rPr>
           <w:lang w:val="en-US"/>
         </w:rPr>
         <w:t>Rorty</w:t>
       </w:r>
+      <w:proofErr w:type="spellEnd"/>
       <w:r>
         <w:rPr>
           <w:lang w:val="en-US"/>
@@ -7560,7 +7812,21 @@
         <w:rPr>
           <w:lang w:val="en-US"/>
         </w:rPr>
-        <w:t xml:space="preserve"> In a witty aside, Murphy writes: “Karl Polanyi liked to joke that whereas labour markets were designed by nineteenth century legislators, the welfare state emerged spontaneously.”</w:t>
+        <w:t xml:space="preserve"> In a witty aside, Murphy writes: “Karl Polanyi liked to joke that whereas </w:t>
+      </w:r>
+      <w:proofErr w:type="spellStart"/>
+      <w:r>
+        <w:rPr>
+          <w:lang w:val="en-US"/>
+        </w:rPr>
+        <w:t>labour</w:t>
+      </w:r>
+      <w:proofErr w:type="spellEnd"/>
+      <w:r>
+        <w:rPr>
+          <w:lang w:val="en-US"/>
+        </w:rPr>
+        <w:t xml:space="preserve"> markets were designed by nineteenth century legislators, the welfare state emerged spontaneously.”</w:t>
       </w:r>
       <w:r>
         <w:rPr>
@@ -7955,7 +8221,21 @@
         <w:rPr>
           <w:lang w:val="en-US"/>
         </w:rPr>
-        <w:t xml:space="preserve">Jeremy Shearmur belongs in a different category from the other contributors. He was born in the same year I was, and decades ago we exchanged ideas in conversations I recall with </w:t>
+        <w:t xml:space="preserve">Jeremy </w:t>
+      </w:r>
+      <w:proofErr w:type="spellStart"/>
+      <w:r>
+        <w:rPr>
+          <w:lang w:val="en-US"/>
+        </w:rPr>
+        <w:t>Shearmur</w:t>
+      </w:r>
+      <w:proofErr w:type="spellEnd"/>
+      <w:r>
+        <w:rPr>
+          <w:lang w:val="en-US"/>
+        </w:rPr>
+        <w:t xml:space="preserve"> belongs in a different category from the other contributors. He was born in the same year I was, and decades ago we exchanged ideas in conversations I recall with </w:t>
       </w:r>
       <w:r>
         <w:rPr>
@@ -8217,11 +8497,19 @@
           <w:lang w:val="en-US"/>
         </w:rPr>
       </w:pPr>
-      <w:r>
-        <w:rPr>
-          <w:lang w:val="en-US"/>
-        </w:rPr>
-        <w:t xml:space="preserve">Shearmur is, as he always has been, a disciple of Karl Popper. </w:t>
+      <w:proofErr w:type="spellStart"/>
+      <w:r>
+        <w:rPr>
+          <w:lang w:val="en-US"/>
+        </w:rPr>
+        <w:t>Shearmur</w:t>
+      </w:r>
+      <w:proofErr w:type="spellEnd"/>
+      <w:r>
+        <w:rPr>
+          <w:lang w:val="en-US"/>
+        </w:rPr>
+        <w:t xml:space="preserve"> is, as he always has been, a disciple of Karl Popper. </w:t>
       </w:r>
       <w:r>
         <w:rPr>
@@ -8828,7 +9116,21 @@
         <w:rPr>
           <w:lang w:val="en-US"/>
         </w:rPr>
-        <w:t xml:space="preserve"> Shearmur and others among my critics have detected in my work is rarely understood. It is not that I fail to share</w:t>
+        <w:t xml:space="preserve"> </w:t>
+      </w:r>
+      <w:proofErr w:type="spellStart"/>
+      <w:r>
+        <w:rPr>
+          <w:lang w:val="en-US"/>
+        </w:rPr>
+        <w:t>Shearmur</w:t>
+      </w:r>
+      <w:proofErr w:type="spellEnd"/>
+      <w:r>
+        <w:rPr>
+          <w:lang w:val="en-US"/>
+        </w:rPr>
+        <w:t xml:space="preserve"> and others among my critics have detected in my work is rarely understood. It is not that I fail to share</w:t>
       </w:r>
       <w:r>
         <w:rPr>
@@ -9652,7 +9954,7 @@
 </file>
 
 <file path=word/endnotes.xml><?xml version="1.0" encoding="utf-8"?>
-<w:endnotes xmlns:wpc="http://schemas.microsoft.com/office/word/2010/wordprocessingCanvas" xmlns:cx="http://schemas.microsoft.com/office/drawing/2014/chartex" xmlns:cx1="http://schemas.microsoft.com/office/drawing/2015/9/8/chartex" xmlns:cx2="http://schemas.microsoft.com/office/drawing/2015/10/21/chartex" xmlns:cx3="http://schemas.microsoft.com/office/drawing/2016/5/9/chartex" xmlns:cx4="http://schemas.microsoft.com/office/drawing/2016/5/10/chartex" xmlns:cx5="http://schemas.microsoft.com/office/drawing/2016/5/11/chartex" xmlns:cx6="http://schemas.microsoft.com/office/drawing/2016/5/12/chartex" xmlns:cx7="http://schemas.microsoft.com/office/drawing/2016/5/13/chartex" xmlns:cx8="http://schemas.microsoft.com/office/drawing/2016/5/14/chartex" xmlns:mc="http://schemas.openxmlformats.org/markup-compatibility/2006" xmlns:aink="http://schemas.microsoft.com/office/drawing/2016/ink" xmlns:am3d="http://schemas.microsoft.com/office/drawing/2017/model3d" xmlns:o="urn:schemas-microsoft-com:office:office" xmlns:oel="http://schemas.microsoft.com/office/2019/extlst" xmlns:r="http://schemas.openxmlformats.org/officeDocument/2006/relationships" xmlns:m="http://schemas.openxmlformats.org/officeDocument/2006/math" xmlns:v="urn:schemas-microsoft-com:vml" xmlns:wp14="http://schemas.microsoft.com/office/word/2010/wordprocessingDrawing" xmlns:wp="http://schemas.openxmlformats.org/drawingml/2006/wordprocessingDrawing" xmlns:w10="urn:schemas-microsoft-com:office:word" xmlns:w="http://schemas.openxmlformats.org/wordprocessingml/2006/main" xmlns:w14="http://schemas.microsoft.com/office/word/2010/wordml" xmlns:w15="http://schemas.microsoft.com/office/word/2012/wordml" xmlns:w16cex="http://schemas.microsoft.com/office/word/2018/wordml/cex" xmlns:w16cid="http://schemas.microsoft.com/office/word/2016/wordml/cid" xmlns:w16="http://schemas.microsoft.com/office/word/2018/wordml" xmlns:w16du="http://schemas.microsoft.com/office/word/2023/wordml/word16du" xmlns:w16sdtdh="http://schemas.microsoft.com/office/word/2020/wordml/sdtdatahash" xmlns:w16sdtfl="http://schemas.microsoft.com/office/word/2024/wordml/sdtformatlock" xmlns:w16se="http://schemas.microsoft.com/office/word/2015/wordml/symex" xmlns:wpg="http://schemas.microsoft.com/office/word/2010/wordprocessingGroup" xmlns:wpi="http://schemas.microsoft.com/office/word/2010/wordprocessingInk" xmlns:wne="http://schemas.microsoft.com/office/word/2006/wordml" xmlns:wps="http://schemas.microsoft.com/office/word/2010/wordprocessingShape" mc:Ignorable="w14 w15 w16se w16cid w16 w16cex w16sdtdh w16sdtfl w16du wp14">
+<w:endnotes xmlns:wpc="http://schemas.microsoft.com/office/word/2010/wordprocessingCanvas" xmlns:cx="http://schemas.microsoft.com/office/drawing/2014/chartex" xmlns:cx1="http://schemas.microsoft.com/office/drawing/2015/9/8/chartex" xmlns:cx2="http://schemas.microsoft.com/office/drawing/2015/10/21/chartex" xmlns:cx3="http://schemas.microsoft.com/office/drawing/2016/5/9/chartex" xmlns:cx4="http://schemas.microsoft.com/office/drawing/2016/5/10/chartex" xmlns:cx5="http://schemas.microsoft.com/office/drawing/2016/5/11/chartex" xmlns:cx6="http://schemas.microsoft.com/office/drawing/2016/5/12/chartex" xmlns:cx7="http://schemas.microsoft.com/office/drawing/2016/5/13/chartex" xmlns:cx8="http://schemas.microsoft.com/office/drawing/2016/5/14/chartex" xmlns:mc="http://schemas.openxmlformats.org/markup-compatibility/2006" xmlns:m="http://schemas.openxmlformats.org/officeDocument/2006/math" xmlns:aink="http://schemas.microsoft.com/office/drawing/2016/ink" xmlns:am3d="http://schemas.microsoft.com/office/drawing/2017/model3d" xmlns:oel="http://schemas.microsoft.com/office/2019/extlst" xmlns:r="http://schemas.openxmlformats.org/officeDocument/2006/relationships" xmlns:wp14="http://schemas.microsoft.com/office/word/2010/wordprocessingDrawing" xmlns:wp="http://schemas.openxmlformats.org/drawingml/2006/wordprocessingDrawing" xmlns:wpg="http://schemas.microsoft.com/office/word/2010/wordprocessingGroup" xmlns:wpi="http://schemas.microsoft.com/office/word/2010/wordprocessingInk" xmlns:wps="http://schemas.microsoft.com/office/word/2010/wordprocessingShape" xmlns:o="urn:schemas-microsoft-com:office:office" xmlns:v="urn:schemas-microsoft-com:vml" xmlns:w10="urn:schemas-microsoft-com:office:word" xmlns:w="http://schemas.openxmlformats.org/wordprocessingml/2006/main" xmlns:w14="http://schemas.microsoft.com/office/word/2010/wordml" xmlns:w15="http://schemas.microsoft.com/office/word/2012/wordml" xmlns:w16cex="http://schemas.microsoft.com/office/word/2018/wordml/cex" xmlns:w16cid="http://schemas.microsoft.com/office/word/2016/wordml/cid" xmlns:w16="http://schemas.microsoft.com/office/word/2018/wordml" xmlns:w16sdtdh="http://schemas.microsoft.com/office/word/2020/wordml/sdtdatahash" xmlns:w16sdtfl="http://schemas.microsoft.com/office/word/2024/wordml/sdtformatlock" xmlns:w16se="http://schemas.microsoft.com/office/word/2015/wordml/symex" xmlns:w16du="http://schemas.microsoft.com/office/word/2023/wordml/word16du" xmlns:wne="http://schemas.microsoft.com/office/word/2006/wordml" mc:Ignorable="w14 w15 w16se w16cid w16 w16cex w16sdtdh w16sdtfl w16du wp14">
   <w:endnote w:type="separator" w:id="-1">
     <w:p>
       <w:pPr>
@@ -10617,7 +10919,7 @@
 </file>
 
 <file path=word/footer1.xml><?xml version="1.0" encoding="utf-8"?>
-<w:ftr xmlns:wpc="http://schemas.microsoft.com/office/word/2010/wordprocessingCanvas" xmlns:cx="http://schemas.microsoft.com/office/drawing/2014/chartex" xmlns:cx1="http://schemas.microsoft.com/office/drawing/2015/9/8/chartex" xmlns:cx2="http://schemas.microsoft.com/office/drawing/2015/10/21/chartex" xmlns:cx3="http://schemas.microsoft.com/office/drawing/2016/5/9/chartex" xmlns:cx4="http://schemas.microsoft.com/office/drawing/2016/5/10/chartex" xmlns:cx5="http://schemas.microsoft.com/office/drawing/2016/5/11/chartex" xmlns:cx6="http://schemas.microsoft.com/office/drawing/2016/5/12/chartex" xmlns:cx7="http://schemas.microsoft.com/office/drawing/2016/5/13/chartex" xmlns:cx8="http://schemas.microsoft.com/office/drawing/2016/5/14/chartex" xmlns:mc="http://schemas.openxmlformats.org/markup-compatibility/2006" xmlns:aink="http://schemas.microsoft.com/office/drawing/2016/ink" xmlns:am3d="http://schemas.microsoft.com/office/drawing/2017/model3d" xmlns:o="urn:schemas-microsoft-com:office:office" xmlns:oel="http://schemas.microsoft.com/office/2019/extlst" xmlns:r="http://schemas.openxmlformats.org/officeDocument/2006/relationships" xmlns:m="http://schemas.openxmlformats.org/officeDocument/2006/math" xmlns:v="urn:schemas-microsoft-com:vml" xmlns:wp14="http://schemas.microsoft.com/office/word/2010/wordprocessingDrawing" xmlns:wp="http://schemas.openxmlformats.org/drawingml/2006/wordprocessingDrawing" xmlns:w10="urn:schemas-microsoft-com:office:word" xmlns:w="http://schemas.openxmlformats.org/wordprocessingml/2006/main" xmlns:w14="http://schemas.microsoft.com/office/word/2010/wordml" xmlns:w15="http://schemas.microsoft.com/office/word/2012/wordml" xmlns:w16cex="http://schemas.microsoft.com/office/word/2018/wordml/cex" xmlns:w16cid="http://schemas.microsoft.com/office/word/2016/wordml/cid" xmlns:w16="http://schemas.microsoft.com/office/word/2018/wordml" xmlns:w16du="http://schemas.microsoft.com/office/word/2023/wordml/word16du" xmlns:w16sdtdh="http://schemas.microsoft.com/office/word/2020/wordml/sdtdatahash" xmlns:w16sdtfl="http://schemas.microsoft.com/office/word/2024/wordml/sdtformatlock" xmlns:w16se="http://schemas.microsoft.com/office/word/2015/wordml/symex" xmlns:wpg="http://schemas.microsoft.com/office/word/2010/wordprocessingGroup" xmlns:wpi="http://schemas.microsoft.com/office/word/2010/wordprocessingInk" xmlns:wne="http://schemas.microsoft.com/office/word/2006/wordml" xmlns:wps="http://schemas.microsoft.com/office/word/2010/wordprocessingShape" mc:Ignorable="w14 w15 w16se w16cid w16 w16cex w16sdtdh w16sdtfl w16du wp14">
+<w:ftr xmlns:wpc="http://schemas.microsoft.com/office/word/2010/wordprocessingCanvas" xmlns:cx="http://schemas.microsoft.com/office/drawing/2014/chartex" xmlns:cx1="http://schemas.microsoft.com/office/drawing/2015/9/8/chartex" xmlns:cx2="http://schemas.microsoft.com/office/drawing/2015/10/21/chartex" xmlns:cx3="http://schemas.microsoft.com/office/drawing/2016/5/9/chartex" xmlns:cx4="http://schemas.microsoft.com/office/drawing/2016/5/10/chartex" xmlns:cx5="http://schemas.microsoft.com/office/drawing/2016/5/11/chartex" xmlns:cx6="http://schemas.microsoft.com/office/drawing/2016/5/12/chartex" xmlns:cx7="http://schemas.microsoft.com/office/drawing/2016/5/13/chartex" xmlns:cx8="http://schemas.microsoft.com/office/drawing/2016/5/14/chartex" xmlns:mc="http://schemas.openxmlformats.org/markup-compatibility/2006" xmlns:m="http://schemas.openxmlformats.org/officeDocument/2006/math" xmlns:aink="http://schemas.microsoft.com/office/drawing/2016/ink" xmlns:am3d="http://schemas.microsoft.com/office/drawing/2017/model3d" xmlns:oel="http://schemas.microsoft.com/office/2019/extlst" xmlns:r="http://schemas.openxmlformats.org/officeDocument/2006/relationships" xmlns:wp14="http://schemas.microsoft.com/office/word/2010/wordprocessingDrawing" xmlns:wp="http://schemas.openxmlformats.org/drawingml/2006/wordprocessingDrawing" xmlns:wpg="http://schemas.microsoft.com/office/word/2010/wordprocessingGroup" xmlns:wpi="http://schemas.microsoft.com/office/word/2010/wordprocessingInk" xmlns:wps="http://schemas.microsoft.com/office/word/2010/wordprocessingShape" xmlns:o="urn:schemas-microsoft-com:office:office" xmlns:v="urn:schemas-microsoft-com:vml" xmlns:w10="urn:schemas-microsoft-com:office:word" xmlns:w="http://schemas.openxmlformats.org/wordprocessingml/2006/main" xmlns:w14="http://schemas.microsoft.com/office/word/2010/wordml" xmlns:w15="http://schemas.microsoft.com/office/word/2012/wordml" xmlns:w16cex="http://schemas.microsoft.com/office/word/2018/wordml/cex" xmlns:w16cid="http://schemas.microsoft.com/office/word/2016/wordml/cid" xmlns:w16="http://schemas.microsoft.com/office/word/2018/wordml" xmlns:w16sdtdh="http://schemas.microsoft.com/office/word/2020/wordml/sdtdatahash" xmlns:w16sdtfl="http://schemas.microsoft.com/office/word/2024/wordml/sdtformatlock" xmlns:w16se="http://schemas.microsoft.com/office/word/2015/wordml/symex" xmlns:w16du="http://schemas.microsoft.com/office/word/2023/wordml/word16du" xmlns:wne="http://schemas.microsoft.com/office/word/2006/wordml" mc:Ignorable="w14 w15 w16se w16cid w16 w16cex w16sdtdh w16sdtfl w16du wp14">
   <w:sdt>
     <w:sdtPr>
       <w:id w:val="708378534"/>
@@ -10670,7 +10972,7 @@
 </file>
 
 <file path=word/footnotes.xml><?xml version="1.0" encoding="utf-8"?>
-<w:footnotes xmlns:wpc="http://schemas.microsoft.com/office/word/2010/wordprocessingCanvas" xmlns:cx="http://schemas.microsoft.com/office/drawing/2014/chartex" xmlns:cx1="http://schemas.microsoft.com/office/drawing/2015/9/8/chartex" xmlns:cx2="http://schemas.microsoft.com/office/drawing/2015/10/21/chartex" xmlns:cx3="http://schemas.microsoft.com/office/drawing/2016/5/9/chartex" xmlns:cx4="http://schemas.microsoft.com/office/drawing/2016/5/10/chartex" xmlns:cx5="http://schemas.microsoft.com/office/drawing/2016/5/11/chartex" xmlns:cx6="http://schemas.microsoft.com/office/drawing/2016/5/12/chartex" xmlns:cx7="http://schemas.microsoft.com/office/drawing/2016/5/13/chartex" xmlns:cx8="http://schemas.microsoft.com/office/drawing/2016/5/14/chartex" xmlns:mc="http://schemas.openxmlformats.org/markup-compatibility/2006" xmlns:aink="http://schemas.microsoft.com/office/drawing/2016/ink" xmlns:am3d="http://schemas.microsoft.com/office/drawing/2017/model3d" xmlns:o="urn:schemas-microsoft-com:office:office" xmlns:oel="http://schemas.microsoft.com/office/2019/extlst" xmlns:r="http://schemas.openxmlformats.org/officeDocument/2006/relationships" xmlns:m="http://schemas.openxmlformats.org/officeDocument/2006/math" xmlns:v="urn:schemas-microsoft-com:vml" xmlns:wp14="http://schemas.microsoft.com/office/word/2010/wordprocessingDrawing" xmlns:wp="http://schemas.openxmlformats.org/drawingml/2006/wordprocessingDrawing" xmlns:w10="urn:schemas-microsoft-com:office:word" xmlns:w="http://schemas.openxmlformats.org/wordprocessingml/2006/main" xmlns:w14="http://schemas.microsoft.com/office/word/2010/wordml" xmlns:w15="http://schemas.microsoft.com/office/word/2012/wordml" xmlns:w16cex="http://schemas.microsoft.com/office/word/2018/wordml/cex" xmlns:w16cid="http://schemas.microsoft.com/office/word/2016/wordml/cid" xmlns:w16="http://schemas.microsoft.com/office/word/2018/wordml" xmlns:w16du="http://schemas.microsoft.com/office/word/2023/wordml/word16du" xmlns:w16sdtdh="http://schemas.microsoft.com/office/word/2020/wordml/sdtdatahash" xmlns:w16sdtfl="http://schemas.microsoft.com/office/word/2024/wordml/sdtformatlock" xmlns:w16se="http://schemas.microsoft.com/office/word/2015/wordml/symex" xmlns:wpg="http://schemas.microsoft.com/office/word/2010/wordprocessingGroup" xmlns:wpi="http://schemas.microsoft.com/office/word/2010/wordprocessingInk" xmlns:wne="http://schemas.microsoft.com/office/word/2006/wordml" xmlns:wps="http://schemas.microsoft.com/office/word/2010/wordprocessingShape" mc:Ignorable="w14 w15 w16se w16cid w16 w16cex w16sdtdh w16sdtfl w16du wp14">
+<w:footnotes xmlns:wpc="http://schemas.microsoft.com/office/word/2010/wordprocessingCanvas" xmlns:cx="http://schemas.microsoft.com/office/drawing/2014/chartex" xmlns:cx1="http://schemas.microsoft.com/office/drawing/2015/9/8/chartex" xmlns:cx2="http://schemas.microsoft.com/office/drawing/2015/10/21/chartex" xmlns:cx3="http://schemas.microsoft.com/office/drawing/2016/5/9/chartex" xmlns:cx4="http://schemas.microsoft.com/office/drawing/2016/5/10/chartex" xmlns:cx5="http://schemas.microsoft.com/office/drawing/2016/5/11/chartex" xmlns:cx6="http://schemas.microsoft.com/office/drawing/2016/5/12/chartex" xmlns:cx7="http://schemas.microsoft.com/office/drawing/2016/5/13/chartex" xmlns:cx8="http://schemas.microsoft.com/office/drawing/2016/5/14/chartex" xmlns:mc="http://schemas.openxmlformats.org/markup-compatibility/2006" xmlns:m="http://schemas.openxmlformats.org/officeDocument/2006/math" xmlns:aink="http://schemas.microsoft.com/office/drawing/2016/ink" xmlns:am3d="http://schemas.microsoft.com/office/drawing/2017/model3d" xmlns:oel="http://schemas.microsoft.com/office/2019/extlst" xmlns:r="http://schemas.openxmlformats.org/officeDocument/2006/relationships" xmlns:wp14="http://schemas.microsoft.com/office/word/2010/wordprocessingDrawing" xmlns:wp="http://schemas.openxmlformats.org/drawingml/2006/wordprocessingDrawing" xmlns:wpg="http://schemas.microsoft.com/office/word/2010/wordprocessingGroup" xmlns:wpi="http://schemas.microsoft.com/office/word/2010/wordprocessingInk" xmlns:wps="http://schemas.microsoft.com/office/word/2010/wordprocessingShape" xmlns:o="urn:schemas-microsoft-com:office:office" xmlns:v="urn:schemas-microsoft-com:vml" xmlns:w10="urn:schemas-microsoft-com:office:word" xmlns:w="http://schemas.openxmlformats.org/wordprocessingml/2006/main" xmlns:w14="http://schemas.microsoft.com/office/word/2010/wordml" xmlns:w15="http://schemas.microsoft.com/office/word/2012/wordml" xmlns:w16cex="http://schemas.microsoft.com/office/word/2018/wordml/cex" xmlns:w16cid="http://schemas.microsoft.com/office/word/2016/wordml/cid" xmlns:w16="http://schemas.microsoft.com/office/word/2018/wordml" xmlns:w16sdtdh="http://schemas.microsoft.com/office/word/2020/wordml/sdtdatahash" xmlns:w16sdtfl="http://schemas.microsoft.com/office/word/2024/wordml/sdtformatlock" xmlns:w16se="http://schemas.microsoft.com/office/word/2015/wordml/symex" xmlns:w16du="http://schemas.microsoft.com/office/word/2023/wordml/word16du" xmlns:wne="http://schemas.microsoft.com/office/word/2006/wordml" mc:Ignorable="w14 w15 w16se w16cid w16 w16cex w16sdtdh w16sdtfl w16du wp14">
   <w:footnote w:type="separator" w:id="-1">
     <w:p>
       <w:pPr>
@@ -10695,7 +10997,7 @@
 </file>
 
 <file path=word/styles.xml><?xml version="1.0" encoding="utf-8"?>
-<w:styles xmlns:mc="http://schemas.openxmlformats.org/markup-compatibility/2006" xmlns:r="http://schemas.openxmlformats.org/officeDocument/2006/relationships" xmlns:w="http://schemas.openxmlformats.org/wordprocessingml/2006/main" xmlns:w14="http://schemas.microsoft.com/office/word/2010/wordml" xmlns:w15="http://schemas.microsoft.com/office/word/2012/wordml" xmlns:w16cex="http://schemas.microsoft.com/office/word/2018/wordml/cex" xmlns:w16cid="http://schemas.microsoft.com/office/word/2016/wordml/cid" xmlns:w16="http://schemas.microsoft.com/office/word/2018/wordml" xmlns:w16du="http://schemas.microsoft.com/office/word/2023/wordml/word16du" xmlns:w16sdtdh="http://schemas.microsoft.com/office/word/2020/wordml/sdtdatahash" xmlns:w16sdtfl="http://schemas.microsoft.com/office/word/2024/wordml/sdtformatlock" xmlns:w16se="http://schemas.microsoft.com/office/word/2015/wordml/symex" mc:Ignorable="w14 w15 w16se w16cid w16 w16cex w16sdtdh w16sdtfl w16du">
+<w:styles xmlns:mc="http://schemas.openxmlformats.org/markup-compatibility/2006" xmlns:r="http://schemas.openxmlformats.org/officeDocument/2006/relationships" xmlns:w="http://schemas.openxmlformats.org/wordprocessingml/2006/main" xmlns:w14="http://schemas.microsoft.com/office/word/2010/wordml" xmlns:w15="http://schemas.microsoft.com/office/word/2012/wordml" xmlns:w16cex="http://schemas.microsoft.com/office/word/2018/wordml/cex" xmlns:w16cid="http://schemas.microsoft.com/office/word/2016/wordml/cid" xmlns:w16="http://schemas.microsoft.com/office/word/2018/wordml" xmlns:w16sdtdh="http://schemas.microsoft.com/office/word/2020/wordml/sdtdatahash" xmlns:w16sdtfl="http://schemas.microsoft.com/office/word/2024/wordml/sdtformatlock" xmlns:w16se="http://schemas.microsoft.com/office/word/2015/wordml/symex" xmlns:w16du="http://schemas.microsoft.com/office/word/2023/wordml/word16du" mc:Ignorable="w14 w15 w16se w16cid w16 w16cex w16sdtdh w16sdtfl w16du">
   <w:docDefaults>
     <w:rPrDefault>
       <w:rPr>
